--- a/api/templates/Flyer - Annual Review Checklist (white label).docx
+++ b/api/templates/Flyer - Annual Review Checklist (white label).docx
@@ -19,7 +19,6 @@
           <w:color w:val="3BC2AE"/>
           <w:sz w:val="22"/>
           <w:szCs w:val="22"/>
-          <w:highlight w:val="yellow"/>
         </w:rPr>
         <w:t xml:space="preserve">Note: This flyer is also available as a template in CANVA </w:t>
       </w:r>
@@ -33,7 +32,6 @@
             <w:iCs/>
             <w:sz w:val="22"/>
             <w:szCs w:val="22"/>
-            <w:highlight w:val="yellow"/>
           </w:rPr>
           <w:t>here</w:t>
         </w:r>
@@ -58,7 +56,6 @@
           <w:i/>
           <w:iCs/>
           <w:color w:val="3BC2AE"/>
-          <w:highlight w:val="yellow"/>
         </w:rPr>
         <w:t>We recommend downloading the CANVA flyer as ‘PDF Standard’ and checking the ‘Flatten PDF’ box.</w:t>
       </w:r>
